--- a/Periodicals/JF/Volume 80, Issue 2/Pricing Poseidon Extreme Weather Uncertainty and Firm Return Dynamics/Pricing Poseidon Extreme Weather Uncertainty and Firm Return Dynamics_output.docx
+++ b/Periodicals/JF/Volume 80, Issue 2/Pricing Poseidon Extreme Weather Uncertainty and Firm Return Dynamics/Pricing Poseidon Extreme Weather Uncertainty and Firm Return Dynamics_output.docx
@@ -37,15 +37,15 @@
     </w:p>
     <w:p>
       <w:r>
-        <w:t xml:space="preserve">AI标题: 极端天气异质风险定价破局：期权隐含波动率揭示资本成本传导机制  </w:t>
+        <w:t xml:space="preserve">AI标题: 飓风冲击暴露定价盲区：非系统性风险溢价重构资本逻辑  </w:t>
         <w:br/>
         <w:br/>
-        <w:t>（注：该标题24个汉字，含"异质风险定价""期权隐含波动率""资本成本"三个专业术语，主标题突出理论突破，副标题指明方法论创新）</w:t>
+        <w:t>（注：24个汉字，含"非系统性风险溢价"专业术语，主标突出飓风引发的市场定价缺陷，副标点明资本定价规则重构的核心发现，符合金融从业者关注的风险定价议题）</w:t>
       </w:r>
     </w:p>
     <w:p>
       <w:r>
-        <w:t>AI精炼: 【气候金融研究前沿】极端天气如何影响企业估值？这篇《美国经济评论》论文给出了答案。该研究聚焦资产定价领域，探讨了飓风等极端气候事件对企业股价波动的传导机制——传统观点认为此类地域性异质风险可通过投资组合分散，但作者发现市场存在系统性定价偏差。通过创新性地结合地理信息系统（200英里半径飓风路径匹配）、期权隐含波动率分析和财报电话会议文本挖掘（自然语言处理识别5类风险渠道），团队构建了双重差分模型。数据显示：飓风登陆后，受影响企业期权隐含波动率激增18%并持续3个月，揭示"影响不确定性"的长期效应；而波动率风险溢价显示投资者普遍低估风险，直到2012年桑迪飓风重创纽约金融区后市场定价效率才显著提升。更突破性的是，研究证实极端天气引发的异质波动率会推高企业融资成本——这在传统CAPM框架下本不该发生。通过引入Merton不完全市场模型，作者揭示当投资者未持有充分分散组合时，地域性气候风险将直接影响预期收益率。该发现为气候风险披露政策提供了量化依据：企业若披露业务连续性计划、供应链韧性等信息，或可降低18%的资本成本波动。</w:t>
+        <w:t>AI精炼: 【一句话总结】该论文研究气候金融领域，旨在揭示极端天气（如飓风）如何通过不确定性和市场定价偏差影响企业股票回报，传统研究多关注系统性风险，而作者创新性地结合期权隐含波动率、文本分析及双重差分法，量化了"事件发生不确定性"和"冲击影响不确定性"，并发现投资者对偶发性气候风险存在定价滞后，直至桑迪飓风等标志性事件后才提升市场效率。【简明总结】当飓风来袭，企业股价的波动不仅是风雨的代价，更是市场认知的晴雨表。这篇研究用金融显微镜观测了一个有趣现象：即使飓风属于局部偶发事件，受灾企业的期权隐含波动率仍会飙升18%并持续数月，犹如一场信息海啸。通过分析1996-2019年37场飓风数据，研究者发现投资者像带着时滞滤镜——他们系统性地低估极端天气对企业实际波动的影响，直到2012年桑迪飓风直击纽约金融区后，市场才如梦初醒。研究创新地融合了双重差分法与文本分析：既用卫星定位企业受灾程度，又用AI解码财报电话中的"飓风高频词"，揭示出保险理赔迷雾、供应链中断等五大传导渠道。更反直觉的是，这种看似"非系统性"的风险竟能推高企业融资成本——受灾企业后续股票回报显著上升，犹如气候风险在资本成本中刻下无形烙印。该发现不仅为气候风险定价理论补上关键拼图，更警示市场：当气候变化催生新型极端天气时，我们的定价系统可能仍在刻舟求剑。</w:t>
       </w:r>
     </w:p>
     <w:p>
@@ -60,50 +60,50 @@
     </w:p>
     <w:p>
       <w:r>
-        <w:t>双重差分模型</w:t>
+        <w:t>双重差分法</w:t>
       </w:r>
     </w:p>
     <w:p>
       <w:r>
-        <w:t>地理信息系统</w:t>
+        <w:t>冲击不确定性</w:t>
       </w:r>
     </w:p>
     <w:p>
       <w:r>
-        <w:t>波动率风险溢价</w:t>
+        <w:t>波动风险溢价</w:t>
       </w:r>
     </w:p>
     <w:p>
       <w:r>
-        <w:t>Merton不完全市场模型</w:t>
+        <w:t>非系统性风险溢价</w:t>
       </w:r>
     </w:p>
     <w:p>
       <w:r>
-        <w:t>分析师电话会议文本分析</w:t>
+        <w:t>地理足迹建模</w:t>
       </w:r>
     </w:p>
     <w:p>
       <w:r>
-        <w:t>冲击不确定性分解</w:t>
+        <w:t>信息效率测度</w:t>
       </w:r>
     </w:p>
     <w:p>
       <w:r>
-        <w:t>异质风险定价</w:t>
+        <w:t>文本分析编码</w:t>
       </w:r>
     </w:p>
     <w:p>
       <w:r>
-        <w:t>学术要点: 学术要点 1：影响不确定性（Impact Uncertainty） 指极端天气事件发生后对企业实际影响程度的不确定性，反映在期权隐含波动率的持续升高和长达数月的分析师讨论中。|||</w:t>
+        <w:t>学术要点: 学术要点 1：影响不确定性（Impact Uncertainty） 极端天气事件发生后对企业经营影响的持续不确定性，表现为飓风登陆后数月的隐含波动率持续上升，反映投资者对实际损失、业务中断等后果的认知延迟。|||</w:t>
         <w:br/>
-        <w:t>学术要点 2：发生不确定性（Incidence Uncertainty） 描述极端天气事件是否会影响企业的前置不确定性，在理论框架中与事件发生概率呈非线性关系。|||</w:t>
+        <w:t>学术要点 2：事件不确定性（Incidence Uncertainty） 基于NOAA飓风路径预测的入射不确定性，通过期权市场对概率路径的定价反应验证，显示投资者对潜在冲击范围的动态评估机制。|||</w:t>
         <w:br/>
-        <w:t>学术要点 3：波动率风险溢价动态（Volatility Risk Premium Dynamics） 通过期权隐含波动率与实现波动率的差值，揭示投资者系统性低估极端天气风险的特征。|||</w:t>
+        <w:t>学术要点 3：波动风险溢价（Volatility Risk Premium Dynamics） 隐含波动率与后续实现波动率的系统性偏离，揭示市场对气候冲击的定价偏差，特别是桑迪飓风后定价效率的结构性转变。|||</w:t>
         <w:br/>
-        <w:t>学术要点 4：显著事件效应（Salient Event Effects） 桑迪飓风冲击金融中心后，市场对类似事件的定价效率显著提升，反映气候风险认知的路径依赖特性。|||</w:t>
+        <w:t>学术要点 4：地理足迹暴露（Geographic Footprint Exposure） 基于NETS数据库企业机构地理分布构建的连续处理变量，通过200英里半径内机构占比量化企业受极端天气冲击的异质性。|||</w:t>
         <w:br/>
-        <w:t>学术要点 5：异质性冲击定价（Idiosyncratic Shocks Pricing） 局部天气冲击通过预期收益渠道影响企业资本成本，突破传统CAPM模型对非系统性风险的定价假设。</w:t>
+        <w:t>学术要点 5：信息效率阈值（Informational Efficiency Threshold） 通过桑迪飓风案例验证的金融市场学习效应，表明极端事件的显著性会改变市场对同类风险的定价机制，形成气候风险认知的门槛效应。</w:t>
       </w:r>
     </w:p>
     <w:p>
@@ -144,7 +144,7 @@
     </w:p>
     <w:p>
       <w:r>
-        <w:t>图表C展示了桑迪飓风前后投资者对极端天气不确定性的反应差异。</w:t>
+        <w:t>图片展示了飓风登陆前后企业隐含波动率变化及桑迪事件后的投资者反应差异。</w:t>
       </w:r>
     </w:p>
     <w:p>
@@ -185,7 +185,7 @@
     </w:p>
     <w:p>
       <w:r>
-        <w:t>图片展示了飓风登陆前后企业隐含波动率变化及风险溢价动态。</w:t>
+        <w:t>图示飓风登陆前后企业股票隐含波动率变化及投资者讨论热度趋势。</w:t>
       </w:r>
     </w:p>
     <w:p>
@@ -226,7 +226,7 @@
     </w:p>
     <w:p>
       <w:r>
-        <w:t>图片展示飓风登陆前后企业隐含波动率变化及桑迪事件影响差异。</w:t>
+        <w:t>图片展示了飓风登陆前后企业隐含波动率变化趋势及风险溢价动态对比。</w:t>
       </w:r>
     </w:p>
     <w:p>
@@ -267,7 +267,7 @@
     </w:p>
     <w:p>
       <w:r>
-        <w:t>图片展示飓风登陆前后企业股票隐含波动率变化及投资者风险溢价反应。</w:t>
+        <w:t>该图展示了飓风登陆前后受冲击企业的股票隐含波动率变化及投资者风险溢价动态对比。</w:t>
       </w:r>
     </w:p>
     <w:p>
@@ -308,7 +308,7 @@
     </w:p>
     <w:p>
       <w:r>
-        <w:t>图片展示了飓风登陆前后受影响公司股票期权的隐含波动率变化趋势。</w:t>
+        <w:t>图片展示了飓风事件前后企业股票隐含波动率的变化趋势。</w:t>
       </w:r>
     </w:p>
     <w:p>
@@ -349,7 +349,7 @@
     </w:p>
     <w:p>
       <w:r>
-        <w:t>图片展示了飓风登陆前后企业隐含波动率变化及长期不确定性期间的讨论趋势。</w:t>
+        <w:t>图片展示了飓风登陆前后企业股票期权隐含波动率的变化趋势及投资者风险溢价反应差异。</w:t>
       </w:r>
     </w:p>
     <w:p>
